--- a/public/Nehorai Hadad CV - EN.docx
+++ b/public/Nehorai Hadad CV - EN.docx
@@ -408,7 +408,7 @@
                   <w:szCs w:val="20"/>
                   <w:lang w:val="en-US"/>
                 </w:rPr>
-                <w:t xml:space="preserve">podcasto.org</w:t>
+                <w:t xml:space="preserve">podcasto.app</w:t>
               </w:r>
             </w:hyperlink>
           </w:p>
